--- a/deliverables/VISIONARY_LIVE_DEMO_AND_SWAGGER_TEST_GUIDE.docx
+++ b/deliverables/VISIONARY_LIVE_DEMO_AND_SWAGGER_TEST_GUIDE.docx
@@ -1616,7 +1616,7 @@
               <w:rPr>
                 <w:sz w:val="18"/>
               </w:rPr>
-              <w:t>Hồ Đoàng Nguyên Khang</w:t>
+              <w:t>Hồ Đoàn Nguyên Khang</w:t>
               <w:br/>
               <w:t>(Swagger UI)</w:t>
             </w:r>
